--- a/Лабораторная работа №2.docx
+++ b/Лабораторная работа №2.docx
@@ -1781,7 +1781,7 @@
                 <w:sz w:val="28"/>
                 <w:szCs w:val="28"/>
               </w:rPr>
-              <w:t>8</w:t>
+              <w:t>7</w:t>
             </w:r>
             <w:r>
               <w:rPr>
@@ -1977,7 +1977,7 @@
                 <w:sz w:val="28"/>
                 <w:szCs w:val="28"/>
               </w:rPr>
-              <w:t>9</w:t>
+              <w:t>8</w:t>
             </w:r>
             <w:r>
               <w:rPr>
@@ -2075,7 +2075,7 @@
                 <w:sz w:val="28"/>
                 <w:szCs w:val="28"/>
               </w:rPr>
-              <w:t>10</w:t>
+              <w:t>9</w:t>
             </w:r>
             <w:r>
               <w:rPr>
@@ -2838,6 +2838,7 @@
       <w:r>
         <w:rPr>
           <w:rFonts w:ascii="Times New Roman" w:eastAsia="Times New Roman" w:hAnsi="Times New Roman" w:cs="Times New Roman"/>
+          <w:noProof/>
           <w:kern w:val="0"/>
           <w:sz w:val="28"/>
           <w:szCs w:val="28"/>
@@ -3045,6 +3046,7 @@
       <w:r>
         <w:rPr>
           <w:rFonts w:ascii="Times New Roman" w:eastAsia="Times New Roman" w:hAnsi="Times New Roman" w:cs="Times New Roman"/>
+          <w:noProof/>
           <w:kern w:val="0"/>
           <w:sz w:val="28"/>
           <w:szCs w:val="28"/>
@@ -3277,6 +3279,7 @@
       <w:r>
         <w:rPr>
           <w:rFonts w:ascii="Times New Roman" w:eastAsia="Times New Roman" w:hAnsi="Times New Roman" w:cs="Times New Roman"/>
+          <w:noProof/>
           <w:kern w:val="0"/>
           <w:sz w:val="28"/>
           <w:szCs w:val="28"/>
@@ -3506,6 +3509,7 @@
       <w:r>
         <w:rPr>
           <w:rFonts w:ascii="Times New Roman" w:eastAsia="Times New Roman" w:hAnsi="Times New Roman" w:cs="Times New Roman"/>
+          <w:noProof/>
           <w:kern w:val="0"/>
           <w:sz w:val="28"/>
           <w:szCs w:val="28"/>
@@ -3665,6 +3669,7 @@
       <w:r>
         <w:rPr>
           <w:rFonts w:ascii="Times New Roman" w:eastAsia="Times New Roman" w:hAnsi="Times New Roman" w:cs="Times New Roman"/>
+          <w:noProof/>
           <w:kern w:val="0"/>
           <w:sz w:val="28"/>
           <w:szCs w:val="28"/>
@@ -3907,6 +3912,7 @@
       <w:r>
         <w:rPr>
           <w:rFonts w:ascii="Times New Roman" w:eastAsia="Times New Roman" w:hAnsi="Times New Roman" w:cs="Times New Roman"/>
+          <w:noProof/>
           <w:kern w:val="0"/>
           <w:sz w:val="28"/>
           <w:szCs w:val="28"/>
@@ -4083,12 +4089,11 @@
           <w:lang w:val="ru"/>
           <w14:ligatures w14:val="none"/>
         </w:rPr>
-        <w:lastRenderedPageBreak/>
         <w:drawing>
-          <wp:inline distT="0" distB="0" distL="0" distR="0" wp14:anchorId="15B13B15" wp14:editId="1B85F1CF">
-            <wp:extent cx="5940425" cy="3039110"/>
-            <wp:effectExtent l="0" t="0" r="3175" b="8890"/>
-            <wp:docPr id="996055242" name="Рисунок 1"/>
+          <wp:inline distT="0" distB="0" distL="0" distR="0" wp14:anchorId="19F23345" wp14:editId="7BA59596">
+            <wp:extent cx="5890770" cy="2697714"/>
+            <wp:effectExtent l="0" t="0" r="0" b="7620"/>
+            <wp:docPr id="324284478" name="Рисунок 1"/>
             <wp:cNvGraphicFramePr>
               <a:graphicFrameLocks xmlns:a="http://schemas.openxmlformats.org/drawingml/2006/main" noChangeAspect="1"/>
             </wp:cNvGraphicFramePr>
@@ -4096,7 +4101,7 @@
               <a:graphicData uri="http://schemas.openxmlformats.org/drawingml/2006/picture">
                 <pic:pic xmlns:pic="http://schemas.openxmlformats.org/drawingml/2006/picture">
                   <pic:nvPicPr>
-                    <pic:cNvPr id="996055242" name=""/>
+                    <pic:cNvPr id="324284478" name=""/>
                     <pic:cNvPicPr/>
                   </pic:nvPicPr>
                   <pic:blipFill>
@@ -4108,7 +4113,7 @@
                   <pic:spPr>
                     <a:xfrm>
                       <a:off x="0" y="0"/>
-                      <a:ext cx="5940425" cy="3039110"/>
+                      <a:ext cx="5890770" cy="2697714"/>
                     </a:xfrm>
                     <a:prstGeom prst="rect">
                       <a:avLst/>
@@ -4151,6 +4156,7 @@
           <w:lang w:val="ru"/>
           <w14:ligatures w14:val="none"/>
         </w:rPr>
+        <w:lastRenderedPageBreak/>
         <w:t>Рисунок 7 – выполнение задания 7</w:t>
       </w:r>
     </w:p>
@@ -4237,6 +4243,7 @@
       <w:r>
         <w:rPr>
           <w:rFonts w:ascii="Times New Roman" w:eastAsia="Times New Roman" w:hAnsi="Times New Roman" w:cs="Times New Roman"/>
+          <w:noProof/>
           <w:kern w:val="0"/>
           <w:sz w:val="28"/>
           <w:szCs w:val="28"/>
@@ -4396,13 +4403,13 @@
       <w:r>
         <w:rPr>
           <w:rFonts w:ascii="Times New Roman" w:eastAsia="Times New Roman" w:hAnsi="Times New Roman" w:cs="Times New Roman"/>
+          <w:noProof/>
           <w:kern w:val="0"/>
           <w:sz w:val="28"/>
           <w:szCs w:val="28"/>
           <w:lang w:val="en-US"/>
           <w14:ligatures w14:val="none"/>
         </w:rPr>
-        <w:lastRenderedPageBreak/>
         <w:drawing>
           <wp:inline distT="0" distB="0" distL="0" distR="0" wp14:anchorId="037B598B" wp14:editId="2E26D70E">
             <wp:extent cx="3871295" cy="1813717"/>
@@ -4554,12 +4561,14 @@
       <w:r>
         <w:rPr>
           <w:rFonts w:ascii="Times New Roman" w:eastAsia="Times New Roman" w:hAnsi="Times New Roman" w:cs="Times New Roman"/>
-          <w:kern w:val="0"/>
-          <w:sz w:val="28"/>
-          <w:szCs w:val="28"/>
-          <w:lang w:val="ru"/>
-          <w14:ligatures w14:val="none"/>
-        </w:rPr>
+          <w:noProof/>
+          <w:kern w:val="0"/>
+          <w:sz w:val="28"/>
+          <w:szCs w:val="28"/>
+          <w:lang w:val="ru"/>
+          <w14:ligatures w14:val="none"/>
+        </w:rPr>
+        <w:lastRenderedPageBreak/>
         <w:drawing>
           <wp:inline distT="0" distB="0" distL="0" distR="0" wp14:anchorId="10319CA5" wp14:editId="004DC663">
             <wp:extent cx="5940425" cy="2665730"/>
@@ -4713,13 +4722,13 @@
       <w:r>
         <w:rPr>
           <w:rFonts w:ascii="Times New Roman" w:eastAsia="Times New Roman" w:hAnsi="Times New Roman" w:cs="Times New Roman"/>
-          <w:kern w:val="0"/>
-          <w:sz w:val="28"/>
-          <w:szCs w:val="28"/>
-          <w:lang w:val="ru"/>
-          <w14:ligatures w14:val="none"/>
-        </w:rPr>
-        <w:lastRenderedPageBreak/>
+          <w:noProof/>
+          <w:kern w:val="0"/>
+          <w:sz w:val="28"/>
+          <w:szCs w:val="28"/>
+          <w:lang w:val="ru"/>
+          <w14:ligatures w14:val="none"/>
+        </w:rPr>
         <w:drawing>
           <wp:inline distT="0" distB="0" distL="0" distR="0" wp14:anchorId="5F0F9C83" wp14:editId="209D8E57">
             <wp:extent cx="5940425" cy="3599815"/>
@@ -4880,7 +4889,19 @@
           <w:lang w:val="ru"/>
           <w14:ligatures w14:val="none"/>
         </w:rPr>
-        <w:t>Звук распространяется в разных средах с неодинаковой скоростью. В воздухе при нормальных условиях это примерно 331 метр в секунду.</w:t>
+        <w:t xml:space="preserve">Звук распространяется в разных средах с неодинаковой скоростью. В </w:t>
+      </w:r>
+      <w:r>
+        <w:rPr>
+          <w:rFonts w:ascii="Times New Roman" w:eastAsia="Times New Roman" w:hAnsi="Times New Roman" w:cs="Times New Roman"/>
+          <w:kern w:val="0"/>
+          <w:sz w:val="28"/>
+          <w:szCs w:val="28"/>
+          <w:lang w:val="ru"/>
+          <w14:ligatures w14:val="none"/>
+        </w:rPr>
+        <w:lastRenderedPageBreak/>
+        <w:t>воздухе при нормальных условиях это примерно 331 метр в секунду.</w:t>
       </w:r>
     </w:p>
     <w:p>
@@ -4974,13 +4995,13 @@
       <w:r>
         <w:rPr>
           <w:rFonts w:ascii="Times New Roman" w:eastAsia="Times New Roman" w:hAnsi="Times New Roman" w:cs="Times New Roman"/>
-          <w:kern w:val="0"/>
-          <w:sz w:val="28"/>
-          <w:szCs w:val="28"/>
-          <w:lang w:val="ru"/>
-          <w14:ligatures w14:val="none"/>
-        </w:rPr>
-        <w:lastRenderedPageBreak/>
+          <w:noProof/>
+          <w:kern w:val="0"/>
+          <w:sz w:val="28"/>
+          <w:szCs w:val="28"/>
+          <w:lang w:val="ru"/>
+          <w14:ligatures w14:val="none"/>
+        </w:rPr>
         <w:drawing>
           <wp:inline distT="0" distB="0" distL="0" distR="0" wp14:anchorId="4E1FD863" wp14:editId="00164370">
             <wp:extent cx="5940425" cy="4264660"/>
@@ -5135,12 +5156,14 @@
       <w:r>
         <w:rPr>
           <w:rFonts w:ascii="Times New Roman" w:eastAsia="Times New Roman" w:hAnsi="Times New Roman" w:cs="Times New Roman"/>
-          <w:kern w:val="0"/>
-          <w:sz w:val="28"/>
-          <w:szCs w:val="28"/>
-          <w:lang w:val="ru"/>
-          <w14:ligatures w14:val="none"/>
-        </w:rPr>
+          <w:noProof/>
+          <w:kern w:val="0"/>
+          <w:sz w:val="28"/>
+          <w:szCs w:val="28"/>
+          <w:lang w:val="ru"/>
+          <w14:ligatures w14:val="none"/>
+        </w:rPr>
+        <w:lastRenderedPageBreak/>
         <w:drawing>
           <wp:inline distT="0" distB="0" distL="0" distR="0" wp14:anchorId="07B7757F" wp14:editId="24234229">
             <wp:extent cx="5258256" cy="2735817"/>
@@ -5210,6 +5233,402 @@
         </w:rPr>
         <w:t>Рисунок 13 – выполнение задания 13</w:t>
       </w:r>
+    </w:p>
+    <w:p>
+      <w:pPr>
+        <w:widowControl w:val="0"/>
+        <w:pBdr>
+          <w:top w:val="none" w:sz="0" w:space="0" w:color="000000"/>
+          <w:left w:val="none" w:sz="0" w:space="0" w:color="000000"/>
+          <w:bottom w:val="none" w:sz="0" w:space="0" w:color="000000"/>
+          <w:right w:val="none" w:sz="0" w:space="0" w:color="000000"/>
+          <w:between w:val="none" w:sz="0" w:space="0" w:color="000000"/>
+        </w:pBdr>
+        <w:spacing w:after="0" w:line="360" w:lineRule="auto"/>
+        <w:jc w:val="both"/>
+        <w:rPr>
+          <w:rFonts w:ascii="Times New Roman" w:eastAsia="Times New Roman" w:hAnsi="Times New Roman" w:cs="Times New Roman"/>
+          <w:kern w:val="0"/>
+          <w:sz w:val="28"/>
+          <w:szCs w:val="28"/>
+          <w:lang w:val="ru"/>
+          <w14:ligatures w14:val="none"/>
+        </w:rPr>
+      </w:pPr>
+    </w:p>
+    <w:p>
+      <w:pPr>
+        <w:widowControl w:val="0"/>
+        <w:pBdr>
+          <w:top w:val="none" w:sz="0" w:space="0" w:color="000000"/>
+          <w:left w:val="none" w:sz="0" w:space="0" w:color="000000"/>
+          <w:bottom w:val="none" w:sz="0" w:space="0" w:color="000000"/>
+          <w:right w:val="none" w:sz="0" w:space="0" w:color="000000"/>
+          <w:between w:val="none" w:sz="0" w:space="0" w:color="000000"/>
+        </w:pBdr>
+        <w:spacing w:after="0" w:line="360" w:lineRule="auto"/>
+        <w:jc w:val="both"/>
+        <w:rPr>
+          <w:rFonts w:ascii="Times New Roman" w:eastAsia="Times New Roman" w:hAnsi="Times New Roman" w:cs="Times New Roman"/>
+          <w:kern w:val="0"/>
+          <w:sz w:val="28"/>
+          <w:szCs w:val="28"/>
+          <w:lang w:val="ru"/>
+          <w14:ligatures w14:val="none"/>
+        </w:rPr>
+      </w:pPr>
+    </w:p>
+    <w:p>
+      <w:pPr>
+        <w:widowControl w:val="0"/>
+        <w:pBdr>
+          <w:top w:val="none" w:sz="0" w:space="0" w:color="000000"/>
+          <w:left w:val="none" w:sz="0" w:space="0" w:color="000000"/>
+          <w:bottom w:val="none" w:sz="0" w:space="0" w:color="000000"/>
+          <w:right w:val="none" w:sz="0" w:space="0" w:color="000000"/>
+          <w:between w:val="none" w:sz="0" w:space="0" w:color="000000"/>
+        </w:pBdr>
+        <w:spacing w:after="0" w:line="360" w:lineRule="auto"/>
+        <w:jc w:val="both"/>
+        <w:rPr>
+          <w:rFonts w:ascii="Times New Roman" w:eastAsia="Times New Roman" w:hAnsi="Times New Roman" w:cs="Times New Roman"/>
+          <w:kern w:val="0"/>
+          <w:sz w:val="28"/>
+          <w:szCs w:val="28"/>
+          <w:lang w:val="ru"/>
+          <w14:ligatures w14:val="none"/>
+        </w:rPr>
+      </w:pPr>
+    </w:p>
+    <w:p>
+      <w:pPr>
+        <w:widowControl w:val="0"/>
+        <w:pBdr>
+          <w:top w:val="none" w:sz="0" w:space="0" w:color="000000"/>
+          <w:left w:val="none" w:sz="0" w:space="0" w:color="000000"/>
+          <w:bottom w:val="none" w:sz="0" w:space="0" w:color="000000"/>
+          <w:right w:val="none" w:sz="0" w:space="0" w:color="000000"/>
+          <w:between w:val="none" w:sz="0" w:space="0" w:color="000000"/>
+        </w:pBdr>
+        <w:spacing w:after="0" w:line="360" w:lineRule="auto"/>
+        <w:jc w:val="both"/>
+        <w:rPr>
+          <w:rFonts w:ascii="Times New Roman" w:eastAsia="Times New Roman" w:hAnsi="Times New Roman" w:cs="Times New Roman"/>
+          <w:kern w:val="0"/>
+          <w:sz w:val="28"/>
+          <w:szCs w:val="28"/>
+          <w:lang w:val="ru"/>
+          <w14:ligatures w14:val="none"/>
+        </w:rPr>
+      </w:pPr>
+    </w:p>
+    <w:p>
+      <w:pPr>
+        <w:widowControl w:val="0"/>
+        <w:pBdr>
+          <w:top w:val="none" w:sz="0" w:space="0" w:color="000000"/>
+          <w:left w:val="none" w:sz="0" w:space="0" w:color="000000"/>
+          <w:bottom w:val="none" w:sz="0" w:space="0" w:color="000000"/>
+          <w:right w:val="none" w:sz="0" w:space="0" w:color="000000"/>
+          <w:between w:val="none" w:sz="0" w:space="0" w:color="000000"/>
+        </w:pBdr>
+        <w:spacing w:after="0" w:line="360" w:lineRule="auto"/>
+        <w:jc w:val="both"/>
+        <w:rPr>
+          <w:rFonts w:ascii="Times New Roman" w:eastAsia="Times New Roman" w:hAnsi="Times New Roman" w:cs="Times New Roman"/>
+          <w:kern w:val="0"/>
+          <w:sz w:val="28"/>
+          <w:szCs w:val="28"/>
+          <w:lang w:val="ru"/>
+          <w14:ligatures w14:val="none"/>
+        </w:rPr>
+      </w:pPr>
+    </w:p>
+    <w:p>
+      <w:pPr>
+        <w:widowControl w:val="0"/>
+        <w:pBdr>
+          <w:top w:val="none" w:sz="0" w:space="0" w:color="000000"/>
+          <w:left w:val="none" w:sz="0" w:space="0" w:color="000000"/>
+          <w:bottom w:val="none" w:sz="0" w:space="0" w:color="000000"/>
+          <w:right w:val="none" w:sz="0" w:space="0" w:color="000000"/>
+          <w:between w:val="none" w:sz="0" w:space="0" w:color="000000"/>
+        </w:pBdr>
+        <w:spacing w:after="0" w:line="360" w:lineRule="auto"/>
+        <w:jc w:val="both"/>
+        <w:rPr>
+          <w:rFonts w:ascii="Times New Roman" w:eastAsia="Times New Roman" w:hAnsi="Times New Roman" w:cs="Times New Roman"/>
+          <w:kern w:val="0"/>
+          <w:sz w:val="28"/>
+          <w:szCs w:val="28"/>
+          <w:lang w:val="ru"/>
+          <w14:ligatures w14:val="none"/>
+        </w:rPr>
+      </w:pPr>
+    </w:p>
+    <w:p>
+      <w:pPr>
+        <w:widowControl w:val="0"/>
+        <w:pBdr>
+          <w:top w:val="none" w:sz="0" w:space="0" w:color="000000"/>
+          <w:left w:val="none" w:sz="0" w:space="0" w:color="000000"/>
+          <w:bottom w:val="none" w:sz="0" w:space="0" w:color="000000"/>
+          <w:right w:val="none" w:sz="0" w:space="0" w:color="000000"/>
+          <w:between w:val="none" w:sz="0" w:space="0" w:color="000000"/>
+        </w:pBdr>
+        <w:spacing w:after="0" w:line="360" w:lineRule="auto"/>
+        <w:jc w:val="both"/>
+        <w:rPr>
+          <w:rFonts w:ascii="Times New Roman" w:eastAsia="Times New Roman" w:hAnsi="Times New Roman" w:cs="Times New Roman"/>
+          <w:kern w:val="0"/>
+          <w:sz w:val="28"/>
+          <w:szCs w:val="28"/>
+          <w:lang w:val="ru"/>
+          <w14:ligatures w14:val="none"/>
+        </w:rPr>
+      </w:pPr>
+    </w:p>
+    <w:p>
+      <w:pPr>
+        <w:widowControl w:val="0"/>
+        <w:pBdr>
+          <w:top w:val="none" w:sz="0" w:space="0" w:color="000000"/>
+          <w:left w:val="none" w:sz="0" w:space="0" w:color="000000"/>
+          <w:bottom w:val="none" w:sz="0" w:space="0" w:color="000000"/>
+          <w:right w:val="none" w:sz="0" w:space="0" w:color="000000"/>
+          <w:between w:val="none" w:sz="0" w:space="0" w:color="000000"/>
+        </w:pBdr>
+        <w:spacing w:after="0" w:line="360" w:lineRule="auto"/>
+        <w:jc w:val="both"/>
+        <w:rPr>
+          <w:rFonts w:ascii="Times New Roman" w:eastAsia="Times New Roman" w:hAnsi="Times New Roman" w:cs="Times New Roman"/>
+          <w:kern w:val="0"/>
+          <w:sz w:val="28"/>
+          <w:szCs w:val="28"/>
+          <w:lang w:val="ru"/>
+          <w14:ligatures w14:val="none"/>
+        </w:rPr>
+      </w:pPr>
+    </w:p>
+    <w:p>
+      <w:pPr>
+        <w:widowControl w:val="0"/>
+        <w:pBdr>
+          <w:top w:val="none" w:sz="0" w:space="0" w:color="000000"/>
+          <w:left w:val="none" w:sz="0" w:space="0" w:color="000000"/>
+          <w:bottom w:val="none" w:sz="0" w:space="0" w:color="000000"/>
+          <w:right w:val="none" w:sz="0" w:space="0" w:color="000000"/>
+          <w:between w:val="none" w:sz="0" w:space="0" w:color="000000"/>
+        </w:pBdr>
+        <w:spacing w:after="0" w:line="360" w:lineRule="auto"/>
+        <w:jc w:val="both"/>
+        <w:rPr>
+          <w:rFonts w:ascii="Times New Roman" w:eastAsia="Times New Roman" w:hAnsi="Times New Roman" w:cs="Times New Roman"/>
+          <w:kern w:val="0"/>
+          <w:sz w:val="28"/>
+          <w:szCs w:val="28"/>
+          <w:lang w:val="ru"/>
+          <w14:ligatures w14:val="none"/>
+        </w:rPr>
+      </w:pPr>
+    </w:p>
+    <w:p>
+      <w:pPr>
+        <w:widowControl w:val="0"/>
+        <w:pBdr>
+          <w:top w:val="none" w:sz="0" w:space="0" w:color="000000"/>
+          <w:left w:val="none" w:sz="0" w:space="0" w:color="000000"/>
+          <w:bottom w:val="none" w:sz="0" w:space="0" w:color="000000"/>
+          <w:right w:val="none" w:sz="0" w:space="0" w:color="000000"/>
+          <w:between w:val="none" w:sz="0" w:space="0" w:color="000000"/>
+        </w:pBdr>
+        <w:spacing w:after="0" w:line="360" w:lineRule="auto"/>
+        <w:jc w:val="both"/>
+        <w:rPr>
+          <w:rFonts w:ascii="Times New Roman" w:eastAsia="Times New Roman" w:hAnsi="Times New Roman" w:cs="Times New Roman"/>
+          <w:kern w:val="0"/>
+          <w:sz w:val="28"/>
+          <w:szCs w:val="28"/>
+          <w:lang w:val="ru"/>
+          <w14:ligatures w14:val="none"/>
+        </w:rPr>
+      </w:pPr>
+    </w:p>
+    <w:p>
+      <w:pPr>
+        <w:widowControl w:val="0"/>
+        <w:pBdr>
+          <w:top w:val="none" w:sz="0" w:space="0" w:color="000000"/>
+          <w:left w:val="none" w:sz="0" w:space="0" w:color="000000"/>
+          <w:bottom w:val="none" w:sz="0" w:space="0" w:color="000000"/>
+          <w:right w:val="none" w:sz="0" w:space="0" w:color="000000"/>
+          <w:between w:val="none" w:sz="0" w:space="0" w:color="000000"/>
+        </w:pBdr>
+        <w:spacing w:after="0" w:line="360" w:lineRule="auto"/>
+        <w:jc w:val="both"/>
+        <w:rPr>
+          <w:rFonts w:ascii="Times New Roman" w:eastAsia="Times New Roman" w:hAnsi="Times New Roman" w:cs="Times New Roman"/>
+          <w:kern w:val="0"/>
+          <w:sz w:val="28"/>
+          <w:szCs w:val="28"/>
+          <w:lang w:val="ru"/>
+          <w14:ligatures w14:val="none"/>
+        </w:rPr>
+      </w:pPr>
+    </w:p>
+    <w:p>
+      <w:pPr>
+        <w:widowControl w:val="0"/>
+        <w:pBdr>
+          <w:top w:val="none" w:sz="0" w:space="0" w:color="000000"/>
+          <w:left w:val="none" w:sz="0" w:space="0" w:color="000000"/>
+          <w:bottom w:val="none" w:sz="0" w:space="0" w:color="000000"/>
+          <w:right w:val="none" w:sz="0" w:space="0" w:color="000000"/>
+          <w:between w:val="none" w:sz="0" w:space="0" w:color="000000"/>
+        </w:pBdr>
+        <w:spacing w:after="0" w:line="360" w:lineRule="auto"/>
+        <w:jc w:val="both"/>
+        <w:rPr>
+          <w:rFonts w:ascii="Times New Roman" w:eastAsia="Times New Roman" w:hAnsi="Times New Roman" w:cs="Times New Roman"/>
+          <w:kern w:val="0"/>
+          <w:sz w:val="28"/>
+          <w:szCs w:val="28"/>
+          <w:lang w:val="ru"/>
+          <w14:ligatures w14:val="none"/>
+        </w:rPr>
+      </w:pPr>
+    </w:p>
+    <w:p>
+      <w:pPr>
+        <w:widowControl w:val="0"/>
+        <w:pBdr>
+          <w:top w:val="none" w:sz="0" w:space="0" w:color="000000"/>
+          <w:left w:val="none" w:sz="0" w:space="0" w:color="000000"/>
+          <w:bottom w:val="none" w:sz="0" w:space="0" w:color="000000"/>
+          <w:right w:val="none" w:sz="0" w:space="0" w:color="000000"/>
+          <w:between w:val="none" w:sz="0" w:space="0" w:color="000000"/>
+        </w:pBdr>
+        <w:spacing w:after="0" w:line="360" w:lineRule="auto"/>
+        <w:jc w:val="both"/>
+        <w:rPr>
+          <w:rFonts w:ascii="Times New Roman" w:eastAsia="Times New Roman" w:hAnsi="Times New Roman" w:cs="Times New Roman"/>
+          <w:kern w:val="0"/>
+          <w:sz w:val="28"/>
+          <w:szCs w:val="28"/>
+          <w:lang w:val="ru"/>
+          <w14:ligatures w14:val="none"/>
+        </w:rPr>
+      </w:pPr>
+    </w:p>
+    <w:p>
+      <w:pPr>
+        <w:widowControl w:val="0"/>
+        <w:pBdr>
+          <w:top w:val="none" w:sz="0" w:space="0" w:color="000000"/>
+          <w:left w:val="none" w:sz="0" w:space="0" w:color="000000"/>
+          <w:bottom w:val="none" w:sz="0" w:space="0" w:color="000000"/>
+          <w:right w:val="none" w:sz="0" w:space="0" w:color="000000"/>
+          <w:between w:val="none" w:sz="0" w:space="0" w:color="000000"/>
+        </w:pBdr>
+        <w:spacing w:after="0" w:line="360" w:lineRule="auto"/>
+        <w:jc w:val="both"/>
+        <w:rPr>
+          <w:rFonts w:ascii="Times New Roman" w:eastAsia="Times New Roman" w:hAnsi="Times New Roman" w:cs="Times New Roman"/>
+          <w:kern w:val="0"/>
+          <w:sz w:val="28"/>
+          <w:szCs w:val="28"/>
+          <w:lang w:val="ru"/>
+          <w14:ligatures w14:val="none"/>
+        </w:rPr>
+      </w:pPr>
+    </w:p>
+    <w:p>
+      <w:pPr>
+        <w:widowControl w:val="0"/>
+        <w:pBdr>
+          <w:top w:val="none" w:sz="0" w:space="0" w:color="000000"/>
+          <w:left w:val="none" w:sz="0" w:space="0" w:color="000000"/>
+          <w:bottom w:val="none" w:sz="0" w:space="0" w:color="000000"/>
+          <w:right w:val="none" w:sz="0" w:space="0" w:color="000000"/>
+          <w:between w:val="none" w:sz="0" w:space="0" w:color="000000"/>
+        </w:pBdr>
+        <w:spacing w:after="0" w:line="360" w:lineRule="auto"/>
+        <w:jc w:val="both"/>
+        <w:rPr>
+          <w:rFonts w:ascii="Times New Roman" w:eastAsia="Times New Roman" w:hAnsi="Times New Roman" w:cs="Times New Roman"/>
+          <w:kern w:val="0"/>
+          <w:sz w:val="28"/>
+          <w:szCs w:val="28"/>
+          <w:lang w:val="ru"/>
+          <w14:ligatures w14:val="none"/>
+        </w:rPr>
+      </w:pPr>
+    </w:p>
+    <w:p>
+      <w:pPr>
+        <w:widowControl w:val="0"/>
+        <w:pBdr>
+          <w:top w:val="none" w:sz="0" w:space="0" w:color="000000"/>
+          <w:left w:val="none" w:sz="0" w:space="0" w:color="000000"/>
+          <w:bottom w:val="none" w:sz="0" w:space="0" w:color="000000"/>
+          <w:right w:val="none" w:sz="0" w:space="0" w:color="000000"/>
+          <w:between w:val="none" w:sz="0" w:space="0" w:color="000000"/>
+        </w:pBdr>
+        <w:spacing w:after="0" w:line="360" w:lineRule="auto"/>
+        <w:jc w:val="both"/>
+        <w:rPr>
+          <w:rFonts w:ascii="Times New Roman" w:eastAsia="Times New Roman" w:hAnsi="Times New Roman" w:cs="Times New Roman"/>
+          <w:kern w:val="0"/>
+          <w:sz w:val="28"/>
+          <w:szCs w:val="28"/>
+          <w:lang w:val="ru"/>
+          <w14:ligatures w14:val="none"/>
+        </w:rPr>
+      </w:pPr>
+    </w:p>
+    <w:p>
+      <w:pPr>
+        <w:widowControl w:val="0"/>
+        <w:pBdr>
+          <w:top w:val="none" w:sz="0" w:space="0" w:color="000000"/>
+          <w:left w:val="none" w:sz="0" w:space="0" w:color="000000"/>
+          <w:bottom w:val="none" w:sz="0" w:space="0" w:color="000000"/>
+          <w:right w:val="none" w:sz="0" w:space="0" w:color="000000"/>
+          <w:between w:val="none" w:sz="0" w:space="0" w:color="000000"/>
+        </w:pBdr>
+        <w:spacing w:after="0" w:line="360" w:lineRule="auto"/>
+        <w:jc w:val="both"/>
+        <w:rPr>
+          <w:rFonts w:ascii="Times New Roman" w:eastAsia="Times New Roman" w:hAnsi="Times New Roman" w:cs="Times New Roman"/>
+          <w:kern w:val="0"/>
+          <w:sz w:val="28"/>
+          <w:szCs w:val="28"/>
+          <w:lang w:val="ru"/>
+          <w14:ligatures w14:val="none"/>
+        </w:rPr>
+      </w:pPr>
+    </w:p>
+    <w:p>
+      <w:pPr>
+        <w:widowControl w:val="0"/>
+        <w:pBdr>
+          <w:top w:val="none" w:sz="0" w:space="0" w:color="000000"/>
+          <w:left w:val="none" w:sz="0" w:space="0" w:color="000000"/>
+          <w:bottom w:val="none" w:sz="0" w:space="0" w:color="000000"/>
+          <w:right w:val="none" w:sz="0" w:space="0" w:color="000000"/>
+          <w:between w:val="none" w:sz="0" w:space="0" w:color="000000"/>
+        </w:pBdr>
+        <w:spacing w:after="0" w:line="360" w:lineRule="auto"/>
+        <w:jc w:val="both"/>
+        <w:rPr>
+          <w:rFonts w:ascii="Times New Roman" w:eastAsia="Times New Roman" w:hAnsi="Times New Roman" w:cs="Times New Roman"/>
+          <w:kern w:val="0"/>
+          <w:sz w:val="28"/>
+          <w:szCs w:val="28"/>
+          <w:lang w:val="ru"/>
+          <w14:ligatures w14:val="none"/>
+        </w:rPr>
+      </w:pPr>
     </w:p>
     <w:p>
       <w:pPr>
